--- a/az/wisdom-stories/Etibar Siracsoy/thoughtfulness.docx
+++ b/az/wisdom-stories/Etibar Siracsoy/thoughtfulness.docx
@@ -17,7 +17,7 @@
     </w:p>
     <w:p>
       <w:r>
-        <w:t>Hər bir insan sevilməyə, yada salınmağa və dəyər verilməyə ehtiyac duyur. Səmimi bir salam, ürəkdən gələn bir sorğu-sual və ya gözlənilmədən edilən bir zəng bəzən ən qiymətli hədiyyədən də dəyərli olur. Çünki bu kiçik jestlər insanın cəmiyyətdəki yerini, ətrafındakı insanların qəlbindəki qiymətini hiss etdirir.</w:t>
+        <w:t>Hər bir insan sevilməyə, yada salınmağa və dəyər verilməyə ehtiyac duyur. Səmimi bir salam, ürəkdən hal-əhval tutmaq və ya gözlənilmədən edilən bir zəng bəzən ən qiymətli hədiyyədən də dəyərli olur. Çünki bu kiçik jestlər insana cəmiyyətdəki yerini və ətrafındakı insanlar üçün nə qədər qiymətli olduğunu hiss etdirir.</w:t>
       </w:r>
     </w:p>
     <w:p>
